--- a/labs_completed/lab_1/Лабораторная_работа_1_Теория_игр.docx
+++ b/labs_completed/lab_1/Лабораторная_работа_1_Теория_игр.docx
@@ -78,14 +78,6 @@
       </w:pPr>
       <w:r>
         <w:t>Выполнил: студент Лобанов Р. Е.</w:t>
-      </w:r>
-    </w:p>
-    <w:p>
-      <w:pPr>
-        <w:jc w:val="center"/>
-      </w:pPr>
-      <w:r>
-        <w:t>Вариант: Афанасьев / Лобанов (см. таблицу вариантов)</w:t>
       </w:r>
     </w:p>
     <w:p/>
